--- a/The Replication.docx
+++ b/The Replication.docx
@@ -51,6 +51,121 @@
     </w:p>
     <w:p>
       <w:pPr>
+        <w:rPr>
+          <w:rFonts w:ascii="Arial" w:hAnsi="Arial" w:cs="Arial"/>
+          <w:b/>
+          <w:bCs/>
+          <w:i/>
+          <w:iCs/>
+          <w:lang w:val="en-US"/>
+        </w:rPr>
+      </w:pPr>
+      <w:r>
+        <w:rPr>
+          <w:rFonts w:ascii="Arial" w:hAnsi="Arial" w:cs="Arial"/>
+          <w:b/>
+          <w:bCs/>
+          <w:i/>
+          <w:iCs/>
+          <w:lang w:val="en-US"/>
+        </w:rPr>
+        <w:t xml:space="preserve">Partial Resources from The Hong Kong Prince Philip Dental Hospital </w:t>
+      </w:r>
+    </w:p>
+    <w:p>
+      <w:pPr>
+        <w:rPr>
+          <w:rFonts w:ascii="Arial" w:hAnsi="Arial" w:cs="Arial"/>
+          <w:b/>
+          <w:bCs/>
+          <w:i/>
+          <w:iCs/>
+          <w:lang w:val="en-US"/>
+        </w:rPr>
+      </w:pPr>
+      <w:r>
+        <w:rPr>
+          <w:rFonts w:ascii="Arial" w:hAnsi="Arial" w:cs="Arial"/>
+          <w:b/>
+          <w:bCs/>
+          <w:i/>
+          <w:iCs/>
+          <w:lang w:val="en-US"/>
+        </w:rPr>
+        <w:t xml:space="preserve">Resources From </w:t>
+      </w:r>
+      <w:r>
+        <w:rPr>
+          <w:rFonts w:ascii="Arial" w:hAnsi="Arial" w:cs="Arial"/>
+          <w:b/>
+          <w:bCs/>
+          <w:i/>
+          <w:iCs/>
+          <w:lang w:val="en-US"/>
+        </w:rPr>
+        <w:t xml:space="preserve">Professor: Fong Siu Keung, Chung </w:t>
+      </w:r>
+      <w:proofErr w:type="spellStart"/>
+      <w:r>
+        <w:rPr>
+          <w:rFonts w:ascii="Arial" w:hAnsi="Arial" w:cs="Arial"/>
+          <w:b/>
+          <w:bCs/>
+          <w:i/>
+          <w:iCs/>
+          <w:lang w:val="en-US"/>
+        </w:rPr>
+        <w:t>kwok</w:t>
+      </w:r>
+      <w:proofErr w:type="spellEnd"/>
+      <w:r>
+        <w:rPr>
+          <w:rFonts w:ascii="Arial" w:hAnsi="Arial" w:cs="Arial"/>
+          <w:b/>
+          <w:bCs/>
+          <w:i/>
+          <w:iCs/>
+          <w:lang w:val="en-US"/>
+        </w:rPr>
+        <w:t xml:space="preserve"> Fong</w:t>
+      </w:r>
+      <w:r>
+        <w:rPr>
+          <w:rFonts w:ascii="Arial" w:hAnsi="Arial" w:cs="Arial"/>
+          <w:b/>
+          <w:bCs/>
+          <w:i/>
+          <w:iCs/>
+          <w:lang w:val="en-US"/>
+        </w:rPr>
+        <w:t>, Cheung Ka Chai</w:t>
+      </w:r>
+      <w:r>
+        <w:rPr>
+          <w:rFonts w:ascii="Arial" w:hAnsi="Arial" w:cs="Arial"/>
+          <w:b/>
+          <w:bCs/>
+          <w:i/>
+          <w:iCs/>
+          <w:lang w:val="en-US"/>
+        </w:rPr>
+        <w:t xml:space="preserve"> </w:t>
+      </w:r>
+    </w:p>
+    <w:p>
+      <w:pPr>
+        <w:rPr>
+          <w:rFonts w:ascii="Arial" w:hAnsi="Arial" w:cs="Arial"/>
+          <w:b/>
+          <w:bCs/>
+          <w:i/>
+          <w:iCs/>
+          <w:lang w:val="en-US"/>
+        </w:rPr>
+      </w:pPr>
+    </w:p>
+    <w:p>
+      <w:pPr>
         <w:jc w:val="both"/>
         <w:rPr>
           <w:rFonts w:ascii="Arial" w:hAnsi="Arial" w:cs="Arial"/>
@@ -387,7 +502,15 @@
           <w:rFonts w:ascii="Arial" w:hAnsi="Arial" w:cs="Arial"/>
           <w:lang w:val="en-US"/>
         </w:rPr>
-        <w:t xml:space="preserve">need to keep heating the outside plaster with a hammer </w:t>
+        <w:t xml:space="preserve">need to </w:t>
+      </w:r>
+      <w:r>
+        <w:rPr>
+          <w:rFonts w:ascii="Arial" w:hAnsi="Arial" w:cs="Arial"/>
+          <w:lang w:val="en-US"/>
+        </w:rPr>
+        <w:lastRenderedPageBreak/>
+        <w:t xml:space="preserve">keep heating the outside plaster with a hammer </w:t>
       </w:r>
       <w:r>
         <w:rPr>
